--- a/web/docs/QT31_59Countries.docx
+++ b/web/docs/QT31_59Countries.docx
@@ -10,7 +10,7 @@
           <w:color w:val="0070C0"/>
           <w:sz w:val="24"/>
         </w:rPr>
-        <w:t>Tóm tắt: Tỷ lệ và các yếu tố liên quan của lo âu ở VTN đi học: Phân tích từ 59 quốc gia...</w:t>
+        <w:t>Tóm tắt bài QT-31</w:t>
       </w:r>
     </w:p>
     <w:p>
@@ -21,17 +21,18 @@
           <w:color w:val="FF0000"/>
           <w:sz w:val="24"/>
         </w:rPr>
-        <w:t>Tên công trình</w:t>
+        <w:t>Tên công trình, tác giả, năm, mẫu khảo sát, đối tượng, khách thể, địa bàn khảo sát</w:t>
       </w:r>
     </w:p>
     <w:p>
       <w:r>
         <w:rPr>
           <w:rFonts w:ascii="Times New Roman" w:hAnsi="Times New Roman"/>
+          <w:b w:val="0"/>
           <w:color w:val="0070C0"/>
           <w:sz w:val="24"/>
         </w:rPr>
-        <w:t>Tỷ lệ và các yếu tố liên quan của lo âu ở VTN đi học: Phân tích từ 59 quốc gia. Journal of Affective Disorders, 2025 (Q1, IF≈6,6). Islam MA et al. 11 trang.</w:t>
+        <w:t>Công trình « Tỷ lệ và các yếu tố liên quan của lo âu ở thanh thiếu niên đi học: Phân tích từ 59 quốc gia » (Prevalence of and Factors Associated with Anxiety among School Going Adolescents: Analysis from 59 Countries), do Islam MA và cộng sự (2025), xuất bản trên Journal of Affective Disorders (Q1, IF ≈ 6,6). Dữ liệu GSHS (Global School-based Student Health Survey) từ 59 quốc gia. 11 trang, 4 bảng.</w:t>
       </w:r>
     </w:p>
     <w:p>
@@ -42,7 +43,40 @@
           <w:color w:val="FF0000"/>
           <w:sz w:val="24"/>
         </w:rPr>
-        <w:t>Kết quả chính</w:t>
+        <w:t>Phương pháp nghiên cứu</w:t>
+      </w:r>
+    </w:p>
+    <w:p>
+      <w:r>
+        <w:rPr>
+          <w:rFonts w:ascii="Times New Roman" w:hAnsi="Times New Roman"/>
+          <w:b/>
+          <w:color w:val="0070C0"/>
+          <w:sz w:val="24"/>
+        </w:rPr>
+        <w:t>Công trình sử dụng dữ liệu Khảo sát Sức khỏe Học sinh Toàn cầu Tại Trường học (GSHS — Global School-based Student Health Survey) do WHO phối hợp CDC Hoa Kỳ triển khai. Nói cách khác, đây là phân tích đa quốc gia lớn nhất về lo âu ở VTN đi học, sử dụng dữ liệu chuẩn hóa quốc tế từ 59 nước.</w:t>
+      </w:r>
+    </w:p>
+    <w:p>
+      <w:r>
+        <w:rPr>
+          <w:rFonts w:ascii="Times New Roman" w:hAnsi="Times New Roman"/>
+          <w:b/>
+          <w:color w:val="FF0000"/>
+          <w:sz w:val="24"/>
+        </w:rPr>
+        <w:t>Kết quả nghiên cứu định lượng</w:t>
+      </w:r>
+    </w:p>
+    <w:p>
+      <w:r>
+        <w:rPr>
+          <w:rFonts w:ascii="Times New Roman" w:hAnsi="Times New Roman"/>
+          <w:b/>
+          <w:color w:val="0070C0"/>
+          <w:sz w:val="24"/>
+        </w:rPr>
+        <w:t>Bảng 1 (từ Table 2 gốc). Tỷ lệ lo âu theo vùng WHO:</w:t>
       </w:r>
     </w:p>
     <w:tbl>
@@ -61,7 +95,7 @@
         <w:tc>
           <w:tcPr>
             <w:tcW w:type="dxa" w:w="3135"/>
-            <w:tcW w:w="1984" w:type="dxa"/>
+            <w:tcW w:w="2268" w:type="dxa"/>
             <w:shd w:fill="D9E2F3" w:val="clear"/>
           </w:tcPr>
           <w:p>
@@ -101,7 +135,7 @@
         <w:tc>
           <w:tcPr>
             <w:tcW w:type="dxa" w:w="3135"/>
-            <w:tcW w:w="2551" w:type="dxa"/>
+            <w:tcW w:w="2268" w:type="dxa"/>
             <w:shd w:fill="D9E2F3" w:val="clear"/>
           </w:tcPr>
           <w:p>
@@ -114,7 +148,7 @@
                 <w:b/>
                 <w:sz w:val="20"/>
               </w:rPr>
-              <w:t>Ghi chú</w:t>
+              <w:t>So sánh</w:t>
             </w:r>
           </w:p>
         </w:tc>
@@ -123,7 +157,7 @@
         <w:tc>
           <w:tcPr>
             <w:tcW w:type="dxa" w:w="3135"/>
-            <w:tcW w:w="1984" w:type="dxa"/>
+            <w:tcW w:w="2268" w:type="dxa"/>
           </w:tcPr>
           <w:p>
             <w:r>
@@ -153,7 +187,7 @@
         <w:tc>
           <w:tcPr>
             <w:tcW w:type="dxa" w:w="3135"/>
-            <w:tcW w:w="2551" w:type="dxa"/>
+            <w:tcW w:w="2268" w:type="dxa"/>
           </w:tcPr>
           <w:p>
             <w:r>
@@ -161,7 +195,7 @@
                 <w:rFonts w:ascii="Times New Roman" w:hAnsi="Times New Roman"/>
                 <w:sz w:val="20"/>
               </w:rPr>
-              <w:t>Cao nhất</w:t>
+              <w:t>CAO NHẤT</w:t>
             </w:r>
           </w:p>
         </w:tc>
@@ -170,7 +204,7 @@
         <w:tc>
           <w:tcPr>
             <w:tcW w:type="dxa" w:w="3135"/>
-            <w:tcW w:w="1984" w:type="dxa"/>
+            <w:tcW w:w="2268" w:type="dxa"/>
           </w:tcPr>
           <w:p>
             <w:r>
@@ -200,7 +234,7 @@
         <w:tc>
           <w:tcPr>
             <w:tcW w:type="dxa" w:w="3135"/>
-            <w:tcW w:w="2551" w:type="dxa"/>
+            <w:tcW w:w="2268" w:type="dxa"/>
           </w:tcPr>
           <w:p>
             <w:r>
@@ -217,7 +251,7 @@
         <w:tc>
           <w:tcPr>
             <w:tcW w:type="dxa" w:w="3135"/>
-            <w:tcW w:w="1984" w:type="dxa"/>
+            <w:tcW w:w="2268" w:type="dxa"/>
           </w:tcPr>
           <w:p>
             <w:r>
@@ -247,7 +281,7 @@
         <w:tc>
           <w:tcPr>
             <w:tcW w:type="dxa" w:w="3135"/>
-            <w:tcW w:w="2551" w:type="dxa"/>
+            <w:tcW w:w="2268" w:type="dxa"/>
           </w:tcPr>
           <w:p>
             <w:r>
@@ -264,7 +298,54 @@
         <w:tc>
           <w:tcPr>
             <w:tcW w:type="dxa" w:w="3135"/>
-            <w:tcW w:w="1984" w:type="dxa"/>
+            <w:tcW w:w="2268" w:type="dxa"/>
+          </w:tcPr>
+          <w:p>
+            <w:r>
+              <w:rPr>
+                <w:rFonts w:ascii="Times New Roman" w:hAnsi="Times New Roman"/>
+                <w:sz w:val="20"/>
+              </w:rPr>
+              <w:t>Châu Âu</w:t>
+            </w:r>
+          </w:p>
+        </w:tc>
+        <w:tc>
+          <w:tcPr>
+            <w:tcW w:type="dxa" w:w="3135"/>
+            <w:tcW w:w="1701" w:type="dxa"/>
+          </w:tcPr>
+          <w:p>
+            <w:r>
+              <w:rPr>
+                <w:rFonts w:ascii="Times New Roman" w:hAnsi="Times New Roman"/>
+                <w:sz w:val="20"/>
+              </w:rPr>
+              <w:t>~6–8%</w:t>
+            </w:r>
+          </w:p>
+        </w:tc>
+        <w:tc>
+          <w:tcPr>
+            <w:tcW w:type="dxa" w:w="3135"/>
+            <w:tcW w:w="2268" w:type="dxa"/>
+          </w:tcPr>
+          <w:p>
+            <w:r>
+              <w:rPr>
+                <w:rFonts w:ascii="Times New Roman" w:hAnsi="Times New Roman"/>
+                <w:sz w:val="20"/>
+              </w:rPr>
+              <w:t>—</w:t>
+            </w:r>
+          </w:p>
+        </w:tc>
+      </w:tr>
+      <w:tr>
+        <w:tc>
+          <w:tcPr>
+            <w:tcW w:type="dxa" w:w="3135"/>
+            <w:tcW w:w="2268" w:type="dxa"/>
           </w:tcPr>
           <w:p>
             <w:r>
@@ -294,7 +375,7 @@
         <w:tc>
           <w:tcPr>
             <w:tcW w:type="dxa" w:w="3135"/>
-            <w:tcW w:w="2551" w:type="dxa"/>
+            <w:tcW w:w="2268" w:type="dxa"/>
           </w:tcPr>
           <w:p>
             <w:r>
@@ -311,7 +392,7 @@
         <w:tc>
           <w:tcPr>
             <w:tcW w:type="dxa" w:w="3135"/>
-            <w:tcW w:w="1984" w:type="dxa"/>
+            <w:tcW w:w="2268" w:type="dxa"/>
           </w:tcPr>
           <w:p>
             <w:r>
@@ -341,7 +422,7 @@
         <w:tc>
           <w:tcPr>
             <w:tcW w:type="dxa" w:w="3135"/>
-            <w:tcW w:w="2551" w:type="dxa"/>
+            <w:tcW w:w="2268" w:type="dxa"/>
           </w:tcPr>
           <w:p>
             <w:r>
@@ -354,7 +435,109 @@
           </w:p>
         </w:tc>
       </w:tr>
+    </w:tbl>
+    <w:p/>
+    <w:p>
+      <w:r>
+        <w:rPr>
+          <w:rFonts w:ascii="Times New Roman" w:hAnsi="Times New Roman"/>
+          <w:b/>
+          <w:color w:val="0070C0"/>
+          <w:sz w:val="24"/>
+        </w:rPr>
+        <w:t>Bảng 2 (từ Table 3 gốc). Yếu tố liên quan đa quốc gia:</w:t>
+      </w:r>
+    </w:p>
+    <w:tbl>
+      <w:tblPr>
+        <w:tblStyle w:val="TableGrid"/>
+        <w:tblW w:type="auto" w:w="0"/>
+        <w:jc w:val="center"/>
+        <w:tblLook w:firstColumn="1" w:firstRow="1" w:lastColumn="0" w:lastRow="0" w:noHBand="0" w:noVBand="1" w:val="04A0"/>
+      </w:tblPr>
+      <w:tblGrid>
+        <w:gridCol w:w="3135"/>
+        <w:gridCol w:w="3135"/>
+        <w:gridCol w:w="3135"/>
+      </w:tblGrid>
       <w:tr>
+        <w:tc>
+          <w:tcPr>
+            <w:tcW w:type="dxa" w:w="3135"/>
+            <w:tcW w:w="2268" w:type="dxa"/>
+            <w:shd w:fill="D9E2F3" w:val="clear"/>
+          </w:tcPr>
+          <w:p>
+            <w:pPr>
+              <w:jc w:val="center"/>
+            </w:pPr>
+            <w:r>
+              <w:rPr>
+                <w:rFonts w:ascii="Times New Roman" w:hAnsi="Times New Roman"/>
+                <w:b/>
+                <w:sz w:val="20"/>
+              </w:rPr>
+              <w:t>Yếu tố</w:t>
+            </w:r>
+          </w:p>
+        </w:tc>
+        <w:tc>
+          <w:tcPr>
+            <w:tcW w:type="dxa" w:w="3135"/>
+            <w:tcW w:w="1984" w:type="dxa"/>
+            <w:shd w:fill="D9E2F3" w:val="clear"/>
+          </w:tcPr>
+          <w:p>
+            <w:pPr>
+              <w:jc w:val="center"/>
+            </w:pPr>
+            <w:r>
+              <w:rPr>
+                <w:rFonts w:ascii="Times New Roman" w:hAnsi="Times New Roman"/>
+                <w:b/>
+                <w:sz w:val="20"/>
+              </w:rPr>
+              <w:t>Hướng tác động</w:t>
+            </w:r>
+          </w:p>
+        </w:tc>
+        <w:tc>
+          <w:tcPr>
+            <w:tcW w:type="dxa" w:w="3135"/>
+            <w:tcW w:w="2551" w:type="dxa"/>
+            <w:shd w:fill="D9E2F3" w:val="clear"/>
+          </w:tcPr>
+          <w:p>
+            <w:pPr>
+              <w:jc w:val="center"/>
+            </w:pPr>
+            <w:r>
+              <w:rPr>
+                <w:rFonts w:ascii="Times New Roman" w:hAnsi="Times New Roman"/>
+                <w:b/>
+                <w:sz w:val="20"/>
+              </w:rPr>
+              <w:t>Mức liên quan</w:t>
+            </w:r>
+          </w:p>
+        </w:tc>
+      </w:tr>
+      <w:tr>
+        <w:tc>
+          <w:tcPr>
+            <w:tcW w:type="dxa" w:w="3135"/>
+            <w:tcW w:w="2268" w:type="dxa"/>
+          </w:tcPr>
+          <w:p>
+            <w:r>
+              <w:rPr>
+                <w:rFonts w:ascii="Times New Roman" w:hAnsi="Times New Roman"/>
+                <w:sz w:val="20"/>
+              </w:rPr>
+              <w:t>Bị bắt nạt</w:t>
+            </w:r>
+          </w:p>
+        </w:tc>
         <w:tc>
           <w:tcPr>
             <w:tcW w:type="dxa" w:w="3135"/>
@@ -366,22 +549,7 @@
                 <w:rFonts w:ascii="Times New Roman" w:hAnsi="Times New Roman"/>
                 <w:sz w:val="20"/>
               </w:rPr>
-              <w:t>Yếu tố nguy cơ</w:t>
-            </w:r>
-          </w:p>
-        </w:tc>
-        <w:tc>
-          <w:tcPr>
-            <w:tcW w:type="dxa" w:w="3135"/>
-            <w:tcW w:w="1701" w:type="dxa"/>
-          </w:tcPr>
-          <w:p>
-            <w:r>
-              <w:rPr>
-                <w:rFonts w:ascii="Times New Roman" w:hAnsi="Times New Roman"/>
-                <w:sz w:val="20"/>
-              </w:rPr>
-              <w:t>Bắt nạt, cô đơn, thiếu bạn thân</w:t>
+              <w:t>Tăng lo âu</w:t>
             </w:r>
           </w:p>
         </w:tc>
@@ -396,12 +564,27 @@
                 <w:rFonts w:ascii="Times New Roman" w:hAnsi="Times New Roman"/>
                 <w:sz w:val="20"/>
               </w:rPr>
-              <w:t>Liên quốc gia</w:t>
+              <w:t>Mạnh, nhất quán liên quốc gia</w:t>
             </w:r>
           </w:p>
         </w:tc>
       </w:tr>
       <w:tr>
+        <w:tc>
+          <w:tcPr>
+            <w:tcW w:type="dxa" w:w="3135"/>
+            <w:tcW w:w="2268" w:type="dxa"/>
+          </w:tcPr>
+          <w:p>
+            <w:r>
+              <w:rPr>
+                <w:rFonts w:ascii="Times New Roman" w:hAnsi="Times New Roman"/>
+                <w:sz w:val="20"/>
+              </w:rPr>
+              <w:t>Cô đơn</w:t>
+            </w:r>
+          </w:p>
+        </w:tc>
         <w:tc>
           <w:tcPr>
             <w:tcW w:type="dxa" w:w="3135"/>
@@ -413,22 +596,7 @@
                 <w:rFonts w:ascii="Times New Roman" w:hAnsi="Times New Roman"/>
                 <w:sz w:val="20"/>
               </w:rPr>
-              <w:t>Yếu tố bảo vệ</w:t>
-            </w:r>
-          </w:p>
-        </w:tc>
-        <w:tc>
-          <w:tcPr>
-            <w:tcW w:type="dxa" w:w="3135"/>
-            <w:tcW w:w="1701" w:type="dxa"/>
-          </w:tcPr>
-          <w:p>
-            <w:r>
-              <w:rPr>
-                <w:rFonts w:ascii="Times New Roman" w:hAnsi="Times New Roman"/>
-                <w:sz w:val="20"/>
-              </w:rPr>
-              <w:t>Hỗ trợ cha mẹ, giáo dục cha mẹ</w:t>
+              <w:t>Tăng lo âu</w:t>
             </w:r>
           </w:p>
         </w:tc>
@@ -443,12 +611,746 @@
                 <w:rFonts w:ascii="Times New Roman" w:hAnsi="Times New Roman"/>
                 <w:sz w:val="20"/>
               </w:rPr>
-              <w:t>Liên quốc gia</w:t>
+              <w:t>Mạnh</w:t>
+            </w:r>
+          </w:p>
+        </w:tc>
+      </w:tr>
+      <w:tr>
+        <w:tc>
+          <w:tcPr>
+            <w:tcW w:type="dxa" w:w="3135"/>
+            <w:tcW w:w="2268" w:type="dxa"/>
+          </w:tcPr>
+          <w:p>
+            <w:r>
+              <w:rPr>
+                <w:rFonts w:ascii="Times New Roman" w:hAnsi="Times New Roman"/>
+                <w:sz w:val="20"/>
+              </w:rPr>
+              <w:t>Thiếu bạn thân</w:t>
+            </w:r>
+          </w:p>
+        </w:tc>
+        <w:tc>
+          <w:tcPr>
+            <w:tcW w:type="dxa" w:w="3135"/>
+            <w:tcW w:w="1984" w:type="dxa"/>
+          </w:tcPr>
+          <w:p>
+            <w:r>
+              <w:rPr>
+                <w:rFonts w:ascii="Times New Roman" w:hAnsi="Times New Roman"/>
+                <w:sz w:val="20"/>
+              </w:rPr>
+              <w:t>Tăng lo âu</w:t>
+            </w:r>
+          </w:p>
+        </w:tc>
+        <w:tc>
+          <w:tcPr>
+            <w:tcW w:type="dxa" w:w="3135"/>
+            <w:tcW w:w="2551" w:type="dxa"/>
+          </w:tcPr>
+          <w:p>
+            <w:r>
+              <w:rPr>
+                <w:rFonts w:ascii="Times New Roman" w:hAnsi="Times New Roman"/>
+                <w:sz w:val="20"/>
+              </w:rPr>
+              <w:t>Trung bình</w:t>
+            </w:r>
+          </w:p>
+        </w:tc>
+      </w:tr>
+      <w:tr>
+        <w:tc>
+          <w:tcPr>
+            <w:tcW w:type="dxa" w:w="3135"/>
+            <w:tcW w:w="2268" w:type="dxa"/>
+          </w:tcPr>
+          <w:p>
+            <w:r>
+              <w:rPr>
+                <w:rFonts w:ascii="Times New Roman" w:hAnsi="Times New Roman"/>
+                <w:sz w:val="20"/>
+              </w:rPr>
+              <w:t>Hỗ trợ cha mẹ</w:t>
+            </w:r>
+          </w:p>
+        </w:tc>
+        <w:tc>
+          <w:tcPr>
+            <w:tcW w:type="dxa" w:w="3135"/>
+            <w:tcW w:w="1984" w:type="dxa"/>
+          </w:tcPr>
+          <w:p>
+            <w:r>
+              <w:rPr>
+                <w:rFonts w:ascii="Times New Roman" w:hAnsi="Times New Roman"/>
+                <w:sz w:val="20"/>
+              </w:rPr>
+              <w:t>Giảm lo âu (bảo vệ)</w:t>
+            </w:r>
+          </w:p>
+        </w:tc>
+        <w:tc>
+          <w:tcPr>
+            <w:tcW w:type="dxa" w:w="3135"/>
+            <w:tcW w:w="2551" w:type="dxa"/>
+          </w:tcPr>
+          <w:p>
+            <w:r>
+              <w:rPr>
+                <w:rFonts w:ascii="Times New Roman" w:hAnsi="Times New Roman"/>
+                <w:sz w:val="20"/>
+              </w:rPr>
+              <w:t>Mạnh, nhất quán</w:t>
+            </w:r>
+          </w:p>
+        </w:tc>
+      </w:tr>
+      <w:tr>
+        <w:tc>
+          <w:tcPr>
+            <w:tcW w:type="dxa" w:w="3135"/>
+            <w:tcW w:w="2268" w:type="dxa"/>
+          </w:tcPr>
+          <w:p>
+            <w:r>
+              <w:rPr>
+                <w:rFonts w:ascii="Times New Roman" w:hAnsi="Times New Roman"/>
+                <w:sz w:val="20"/>
+              </w:rPr>
+              <w:t>Giáo dục cha mẹ cao</w:t>
+            </w:r>
+          </w:p>
+        </w:tc>
+        <w:tc>
+          <w:tcPr>
+            <w:tcW w:type="dxa" w:w="3135"/>
+            <w:tcW w:w="1984" w:type="dxa"/>
+          </w:tcPr>
+          <w:p>
+            <w:r>
+              <w:rPr>
+                <w:rFonts w:ascii="Times New Roman" w:hAnsi="Times New Roman"/>
+                <w:sz w:val="20"/>
+              </w:rPr>
+              <w:t>Giảm lo âu (bảo vệ)</w:t>
+            </w:r>
+          </w:p>
+        </w:tc>
+        <w:tc>
+          <w:tcPr>
+            <w:tcW w:type="dxa" w:w="3135"/>
+            <w:tcW w:w="2551" w:type="dxa"/>
+          </w:tcPr>
+          <w:p>
+            <w:r>
+              <w:rPr>
+                <w:rFonts w:ascii="Times New Roman" w:hAnsi="Times New Roman"/>
+                <w:sz w:val="20"/>
+              </w:rPr>
+              <w:t>Trung bình</w:t>
             </w:r>
           </w:p>
         </w:tc>
       </w:tr>
     </w:tbl>
+    <w:p/>
+    <w:p>
+      <w:r>
+        <w:rPr>
+          <w:rFonts w:ascii="Times New Roman" w:hAnsi="Times New Roman"/>
+          <w:b/>
+          <w:color w:val="0070C0"/>
+          <w:sz w:val="24"/>
+        </w:rPr>
+        <w:t>Bảng 3. So sánh tỷ lệ lo âu: GSHS vs NC khác tại cùng vùng:</w:t>
+      </w:r>
+    </w:p>
+    <w:tbl>
+      <w:tblPr>
+        <w:tblStyle w:val="TableGrid"/>
+        <w:tblW w:type="auto" w:w="0"/>
+        <w:jc w:val="center"/>
+        <w:tblLook w:firstColumn="1" w:firstRow="1" w:lastColumn="0" w:lastRow="0" w:noHBand="0" w:noVBand="1" w:val="04A0"/>
+      </w:tblPr>
+      <w:tblGrid>
+        <w:gridCol w:w="1881"/>
+        <w:gridCol w:w="1881"/>
+        <w:gridCol w:w="1881"/>
+        <w:gridCol w:w="1881"/>
+        <w:gridCol w:w="1881"/>
+      </w:tblGrid>
+      <w:tr>
+        <w:tc>
+          <w:tcPr>
+            <w:tcW w:type="dxa" w:w="1881"/>
+            <w:tcW w:w="1417" w:type="dxa"/>
+            <w:shd w:fill="D9E2F3" w:val="clear"/>
+          </w:tcPr>
+          <w:p>
+            <w:pPr>
+              <w:jc w:val="center"/>
+            </w:pPr>
+            <w:r>
+              <w:rPr>
+                <w:rFonts w:ascii="Times New Roman" w:hAnsi="Times New Roman"/>
+                <w:b/>
+                <w:sz w:val="20"/>
+              </w:rPr>
+              <w:t>Nguồn</w:t>
+            </w:r>
+          </w:p>
+        </w:tc>
+        <w:tc>
+          <w:tcPr>
+            <w:tcW w:type="dxa" w:w="1881"/>
+            <w:tcW w:w="1134" w:type="dxa"/>
+            <w:shd w:fill="D9E2F3" w:val="clear"/>
+          </w:tcPr>
+          <w:p>
+            <w:pPr>
+              <w:jc w:val="center"/>
+            </w:pPr>
+            <w:r>
+              <w:rPr>
+                <w:rFonts w:ascii="Times New Roman" w:hAnsi="Times New Roman"/>
+                <w:b/>
+                <w:sz w:val="20"/>
+              </w:rPr>
+              <w:t>Vùng</w:t>
+            </w:r>
+          </w:p>
+        </w:tc>
+        <w:tc>
+          <w:tcPr>
+            <w:tcW w:type="dxa" w:w="1881"/>
+            <w:tcW w:w="1417" w:type="dxa"/>
+            <w:shd w:fill="D9E2F3" w:val="clear"/>
+          </w:tcPr>
+          <w:p>
+            <w:pPr>
+              <w:jc w:val="center"/>
+            </w:pPr>
+            <w:r>
+              <w:rPr>
+                <w:rFonts w:ascii="Times New Roman" w:hAnsi="Times New Roman"/>
+                <w:b/>
+                <w:sz w:val="20"/>
+              </w:rPr>
+              <w:t>Tỷ lệ lo âu</w:t>
+            </w:r>
+          </w:p>
+        </w:tc>
+        <w:tc>
+          <w:tcPr>
+            <w:tcW w:type="dxa" w:w="1881"/>
+            <w:tcW w:w="1701" w:type="dxa"/>
+            <w:shd w:fill="D9E2F3" w:val="clear"/>
+          </w:tcPr>
+          <w:p>
+            <w:pPr>
+              <w:jc w:val="center"/>
+            </w:pPr>
+            <w:r>
+              <w:rPr>
+                <w:rFonts w:ascii="Times New Roman" w:hAnsi="Times New Roman"/>
+                <w:b/>
+                <w:sz w:val="20"/>
+              </w:rPr>
+              <w:t>Công cụ</w:t>
+            </w:r>
+          </w:p>
+        </w:tc>
+        <w:tc>
+          <w:tcPr>
+            <w:tcW w:type="dxa" w:w="1881"/>
+            <w:tcW w:w="1984" w:type="dxa"/>
+            <w:shd w:fill="D9E2F3" w:val="clear"/>
+          </w:tcPr>
+          <w:p>
+            <w:pPr>
+              <w:jc w:val="center"/>
+            </w:pPr>
+            <w:r>
+              <w:rPr>
+                <w:rFonts w:ascii="Times New Roman" w:hAnsi="Times New Roman"/>
+                <w:b/>
+                <w:sz w:val="20"/>
+              </w:rPr>
+              <w:t>Giải thích chênh lệch</w:t>
+            </w:r>
+          </w:p>
+        </w:tc>
+      </w:tr>
+      <w:tr>
+        <w:tc>
+          <w:tcPr>
+            <w:tcW w:type="dxa" w:w="1881"/>
+            <w:tcW w:w="1417" w:type="dxa"/>
+          </w:tcPr>
+          <w:p>
+            <w:r>
+              <w:rPr>
+                <w:rFonts w:ascii="Times New Roman" w:hAnsi="Times New Roman"/>
+                <w:sz w:val="20"/>
+              </w:rPr>
+              <w:t>GSHS (bài này)</w:t>
+            </w:r>
+          </w:p>
+        </w:tc>
+        <w:tc>
+          <w:tcPr>
+            <w:tcW w:type="dxa" w:w="1881"/>
+            <w:tcW w:w="1134" w:type="dxa"/>
+          </w:tcPr>
+          <w:p>
+            <w:r>
+              <w:rPr>
+                <w:rFonts w:ascii="Times New Roman" w:hAnsi="Times New Roman"/>
+                <w:sz w:val="20"/>
+              </w:rPr>
+              <w:t>ĐNA</w:t>
+            </w:r>
+          </w:p>
+        </w:tc>
+        <w:tc>
+          <w:tcPr>
+            <w:tcW w:type="dxa" w:w="1881"/>
+            <w:tcW w:w="1417" w:type="dxa"/>
+          </w:tcPr>
+          <w:p>
+            <w:r>
+              <w:rPr>
+                <w:rFonts w:ascii="Times New Roman" w:hAnsi="Times New Roman"/>
+                <w:sz w:val="20"/>
+              </w:rPr>
+              <w:t>3,6%</w:t>
+            </w:r>
+          </w:p>
+        </w:tc>
+        <w:tc>
+          <w:tcPr>
+            <w:tcW w:type="dxa" w:w="1881"/>
+            <w:tcW w:w="1701" w:type="dxa"/>
+          </w:tcPr>
+          <w:p>
+            <w:r>
+              <w:rPr>
+                <w:rFonts w:ascii="Times New Roman" w:hAnsi="Times New Roman"/>
+                <w:sz w:val="20"/>
+              </w:rPr>
+              <w:t>GSHS (1–2 câu)</w:t>
+            </w:r>
+          </w:p>
+        </w:tc>
+        <w:tc>
+          <w:tcPr>
+            <w:tcW w:type="dxa" w:w="1881"/>
+            <w:tcW w:w="1984" w:type="dxa"/>
+          </w:tcPr>
+          <w:p>
+            <w:r>
+              <w:rPr>
+                <w:rFonts w:ascii="Times New Roman" w:hAnsi="Times New Roman"/>
+                <w:sz w:val="20"/>
+              </w:rPr>
+              <w:t>Ngưỡng cao, ít câu</w:t>
+            </w:r>
+          </w:p>
+        </w:tc>
+      </w:tr>
+      <w:tr>
+        <w:tc>
+          <w:tcPr>
+            <w:tcW w:type="dxa" w:w="1881"/>
+            <w:tcW w:w="1417" w:type="dxa"/>
+          </w:tcPr>
+          <w:p>
+            <w:r>
+              <w:rPr>
+                <w:rFonts w:ascii="Times New Roman" w:hAnsi="Times New Roman"/>
+                <w:sz w:val="20"/>
+              </w:rPr>
+              <w:t>V-NAMHS 2022</w:t>
+            </w:r>
+          </w:p>
+        </w:tc>
+        <w:tc>
+          <w:tcPr>
+            <w:tcW w:type="dxa" w:w="1881"/>
+            <w:tcW w:w="1134" w:type="dxa"/>
+          </w:tcPr>
+          <w:p>
+            <w:r>
+              <w:rPr>
+                <w:rFonts w:ascii="Times New Roman" w:hAnsi="Times New Roman"/>
+                <w:sz w:val="20"/>
+              </w:rPr>
+              <w:t>VN</w:t>
+            </w:r>
+          </w:p>
+        </w:tc>
+        <w:tc>
+          <w:tcPr>
+            <w:tcW w:type="dxa" w:w="1881"/>
+            <w:tcW w:w="1417" w:type="dxa"/>
+          </w:tcPr>
+          <w:p>
+            <w:r>
+              <w:rPr>
+                <w:rFonts w:ascii="Times New Roman" w:hAnsi="Times New Roman"/>
+                <w:sz w:val="20"/>
+              </w:rPr>
+              <w:t>2,3% (chẩn đoán)</w:t>
+            </w:r>
+          </w:p>
+        </w:tc>
+        <w:tc>
+          <w:tcPr>
+            <w:tcW w:type="dxa" w:w="1881"/>
+            <w:tcW w:w="1701" w:type="dxa"/>
+          </w:tcPr>
+          <w:p>
+            <w:r>
+              <w:rPr>
+                <w:rFonts w:ascii="Times New Roman" w:hAnsi="Times New Roman"/>
+                <w:sz w:val="20"/>
+              </w:rPr>
+              <w:t>DISC-5/DSM-5</w:t>
+            </w:r>
+          </w:p>
+        </w:tc>
+        <w:tc>
+          <w:tcPr>
+            <w:tcW w:type="dxa" w:w="1881"/>
+            <w:tcW w:w="1984" w:type="dxa"/>
+          </w:tcPr>
+          <w:p>
+            <w:r>
+              <w:rPr>
+                <w:rFonts w:ascii="Times New Roman" w:hAnsi="Times New Roman"/>
+                <w:sz w:val="20"/>
+              </w:rPr>
+              <w:t>Chẩn đoán chuẩn</w:t>
+            </w:r>
+          </w:p>
+        </w:tc>
+      </w:tr>
+      <w:tr>
+        <w:tc>
+          <w:tcPr>
+            <w:tcW w:type="dxa" w:w="1881"/>
+            <w:tcW w:w="1417" w:type="dxa"/>
+          </w:tcPr>
+          <w:p>
+            <w:r>
+              <w:rPr>
+                <w:rFonts w:ascii="Times New Roman" w:hAnsi="Times New Roman"/>
+                <w:sz w:val="20"/>
+              </w:rPr>
+              <w:t>Hoa 2024</w:t>
+            </w:r>
+          </w:p>
+        </w:tc>
+        <w:tc>
+          <w:tcPr>
+            <w:tcW w:type="dxa" w:w="1881"/>
+            <w:tcW w:w="1134" w:type="dxa"/>
+          </w:tcPr>
+          <w:p>
+            <w:r>
+              <w:rPr>
+                <w:rFonts w:ascii="Times New Roman" w:hAnsi="Times New Roman"/>
+                <w:sz w:val="20"/>
+              </w:rPr>
+              <w:t>VN (Hà Nội)</w:t>
+            </w:r>
+          </w:p>
+        </w:tc>
+        <w:tc>
+          <w:tcPr>
+            <w:tcW w:type="dxa" w:w="1881"/>
+            <w:tcW w:w="1417" w:type="dxa"/>
+          </w:tcPr>
+          <w:p>
+            <w:r>
+              <w:rPr>
+                <w:rFonts w:ascii="Times New Roman" w:hAnsi="Times New Roman"/>
+                <w:sz w:val="20"/>
+              </w:rPr>
+              <w:t>40,6%</w:t>
+            </w:r>
+          </w:p>
+        </w:tc>
+        <w:tc>
+          <w:tcPr>
+            <w:tcW w:type="dxa" w:w="1881"/>
+            <w:tcW w:w="1701" w:type="dxa"/>
+          </w:tcPr>
+          <w:p>
+            <w:r>
+              <w:rPr>
+                <w:rFonts w:ascii="Times New Roman" w:hAnsi="Times New Roman"/>
+                <w:sz w:val="20"/>
+              </w:rPr>
+              <w:t>GAD-7 (≥5)</w:t>
+            </w:r>
+          </w:p>
+        </w:tc>
+        <w:tc>
+          <w:tcPr>
+            <w:tcW w:type="dxa" w:w="1881"/>
+            <w:tcW w:w="1984" w:type="dxa"/>
+          </w:tcPr>
+          <w:p>
+            <w:r>
+              <w:rPr>
+                <w:rFonts w:ascii="Times New Roman" w:hAnsi="Times New Roman"/>
+                <w:sz w:val="20"/>
+              </w:rPr>
+              <w:t>Sàng lọc, ngưỡng thấp</w:t>
+            </w:r>
+          </w:p>
+        </w:tc>
+      </w:tr>
+      <w:tr>
+        <w:tc>
+          <w:tcPr>
+            <w:tcW w:type="dxa" w:w="1881"/>
+            <w:tcW w:w="1417" w:type="dxa"/>
+          </w:tcPr>
+          <w:p>
+            <w:r>
+              <w:rPr>
+                <w:rFonts w:ascii="Times New Roman" w:hAnsi="Times New Roman"/>
+                <w:sz w:val="20"/>
+              </w:rPr>
+              <w:t>Xu 2021</w:t>
+            </w:r>
+          </w:p>
+        </w:tc>
+        <w:tc>
+          <w:tcPr>
+            <w:tcW w:type="dxa" w:w="1881"/>
+            <w:tcW w:w="1134" w:type="dxa"/>
+          </w:tcPr>
+          <w:p>
+            <w:r>
+              <w:rPr>
+                <w:rFonts w:ascii="Times New Roman" w:hAnsi="Times New Roman"/>
+                <w:sz w:val="20"/>
+              </w:rPr>
+              <w:t>TQ</w:t>
+            </w:r>
+          </w:p>
+        </w:tc>
+        <w:tc>
+          <w:tcPr>
+            <w:tcW w:type="dxa" w:w="1881"/>
+            <w:tcW w:w="1417" w:type="dxa"/>
+          </w:tcPr>
+          <w:p>
+            <w:r>
+              <w:rPr>
+                <w:rFonts w:ascii="Times New Roman" w:hAnsi="Times New Roman"/>
+                <w:sz w:val="20"/>
+              </w:rPr>
+              <w:t>9,89%</w:t>
+            </w:r>
+          </w:p>
+        </w:tc>
+        <w:tc>
+          <w:tcPr>
+            <w:tcW w:type="dxa" w:w="1881"/>
+            <w:tcW w:w="1701" w:type="dxa"/>
+          </w:tcPr>
+          <w:p>
+            <w:r>
+              <w:rPr>
+                <w:rFonts w:ascii="Times New Roman" w:hAnsi="Times New Roman"/>
+                <w:sz w:val="20"/>
+              </w:rPr>
+              <w:t>GAD-7 (≥10)</w:t>
+            </w:r>
+          </w:p>
+        </w:tc>
+        <w:tc>
+          <w:tcPr>
+            <w:tcW w:type="dxa" w:w="1881"/>
+            <w:tcW w:w="1984" w:type="dxa"/>
+          </w:tcPr>
+          <w:p>
+            <w:r>
+              <w:rPr>
+                <w:rFonts w:ascii="Times New Roman" w:hAnsi="Times New Roman"/>
+                <w:sz w:val="20"/>
+              </w:rPr>
+              <w:t>Ngưỡng trung bình</w:t>
+            </w:r>
+          </w:p>
+        </w:tc>
+      </w:tr>
+      <w:tr>
+        <w:tc>
+          <w:tcPr>
+            <w:tcW w:type="dxa" w:w="1881"/>
+            <w:tcW w:w="1417" w:type="dxa"/>
+          </w:tcPr>
+          <w:p>
+            <w:r>
+              <w:rPr>
+                <w:rFonts w:ascii="Times New Roman" w:hAnsi="Times New Roman"/>
+                <w:sz w:val="20"/>
+              </w:rPr>
+              <w:t>GBD 2025</w:t>
+            </w:r>
+          </w:p>
+        </w:tc>
+        <w:tc>
+          <w:tcPr>
+            <w:tcW w:type="dxa" w:w="1881"/>
+            <w:tcW w:w="1134" w:type="dxa"/>
+          </w:tcPr>
+          <w:p>
+            <w:r>
+              <w:rPr>
+                <w:rFonts w:ascii="Times New Roman" w:hAnsi="Times New Roman"/>
+                <w:sz w:val="20"/>
+              </w:rPr>
+              <w:t>Toàn cầu</w:t>
+            </w:r>
+          </w:p>
+        </w:tc>
+        <w:tc>
+          <w:tcPr>
+            <w:tcW w:type="dxa" w:w="1881"/>
+            <w:tcW w:w="1417" w:type="dxa"/>
+          </w:tcPr>
+          <w:p>
+            <w:r>
+              <w:rPr>
+                <w:rFonts w:ascii="Times New Roman" w:hAnsi="Times New Roman"/>
+                <w:sz w:val="20"/>
+              </w:rPr>
+              <w:t>3,6–4,6%</w:t>
+            </w:r>
+          </w:p>
+        </w:tc>
+        <w:tc>
+          <w:tcPr>
+            <w:tcW w:type="dxa" w:w="1881"/>
+            <w:tcW w:w="1701" w:type="dxa"/>
+          </w:tcPr>
+          <w:p>
+            <w:r>
+              <w:rPr>
+                <w:rFonts w:ascii="Times New Roman" w:hAnsi="Times New Roman"/>
+                <w:sz w:val="20"/>
+              </w:rPr>
+              <w:t>GBD estimates</w:t>
+            </w:r>
+          </w:p>
+        </w:tc>
+        <w:tc>
+          <w:tcPr>
+            <w:tcW w:type="dxa" w:w="1881"/>
+            <w:tcW w:w="1984" w:type="dxa"/>
+          </w:tcPr>
+          <w:p>
+            <w:r>
+              <w:rPr>
+                <w:rFonts w:ascii="Times New Roman" w:hAnsi="Times New Roman"/>
+                <w:sz w:val="20"/>
+              </w:rPr>
+              <w:t>Ước tính mô hình</w:t>
+            </w:r>
+          </w:p>
+        </w:tc>
+      </w:tr>
+    </w:tbl>
+    <w:p/>
+    <w:p>
+      <w:pPr>
+        <w:pStyle w:val="Heading3"/>
+      </w:pPr>
+      <w:r>
+        <w:rPr>
+          <w:rFonts w:ascii="Times New Roman" w:hAnsi="Times New Roman"/>
+          <w:color w:val="0070C0"/>
+        </w:rPr>
+        <w:t>Đối chiếu liên bài : ĐNA có tỷ lệ THẤP NHẤT (3,6%) — nhưng điều này có thể do GSHS chỉ dùng 1–2 câu hỏi lo âu (không phải thang chuẩn GAD-7 hay DASS-21). So với GAD-7 tại VN (Hoa 2024: 40,6%) hay DASS-21 (Bảo Quyên: 86,2%), sự chênh lệch 10–24 lần nhấn mạnh vai trò công cụ đo lường.</w:t>
+      </w:r>
+    </w:p>
+    <w:p>
+      <w:r>
+        <w:rPr>
+          <w:rFonts w:ascii="Times New Roman" w:hAnsi="Times New Roman"/>
+          <w:b/>
+          <w:color w:val="FF0000"/>
+          <w:sz w:val="24"/>
+        </w:rPr>
+        <w:t>Nhận xét, phát hiện qua kết quả nghiên cứu</w:t>
+      </w:r>
+    </w:p>
+    <w:p>
+      <w:r>
+        <w:rPr>
+          <w:rFonts w:ascii="Times New Roman" w:hAnsi="Times New Roman"/>
+          <w:b w:val="0"/>
+          <w:color w:val="0070C0"/>
+          <w:sz w:val="24"/>
+        </w:rPr>
+        <w:t>*ĐNA thấp nhất.* Có thể do (1) GSHS ít câu hỏi, (2) văn hóa Á Đông ít báo cáo lo âu, (3) hoặc thực sự thấp hơn. Cần NC xác nhận bằng GAD-7 trên cùng mẫu GSHS.</w:t>
+      </w:r>
+    </w:p>
+    <w:p>
+      <w:r>
+        <w:rPr>
+          <w:rFonts w:ascii="Times New Roman" w:hAnsi="Times New Roman"/>
+          <w:b w:val="0"/>
+          <w:color w:val="0070C0"/>
+          <w:sz w:val="24"/>
+        </w:rPr>
+        <w:t>*Bắt nạt và cô đơn.* Yếu tố nguy cơ nhất quán liên quốc gia, phù hợp Chen 2023 (bắt nạt OR = 1,51–1,97) và Ngo Anh Vinh 2024 (bạn bè kém OR = 6,84).</w:t>
+      </w:r>
+    </w:p>
+    <w:p>
+      <w:r>
+        <w:rPr>
+          <w:rFonts w:ascii="Times New Roman" w:hAnsi="Times New Roman"/>
+          <w:b w:val="0"/>
+          <w:color w:val="0070C0"/>
+          <w:sz w:val="24"/>
+        </w:rPr>
+        <w:t>*Hỗ trợ cha mẹ bảo vệ.* Phù hợp Pham 2024 VN (chăm sóc cảm xúc beta = –0,40) và Qiu 2022 (nuôi dạy tích cực OR = 0,30).</w:t>
+      </w:r>
+    </w:p>
+    <w:p>
+      <w:r>
+        <w:rPr>
+          <w:rFonts w:ascii="Times New Roman" w:hAnsi="Times New Roman"/>
+          <w:b/>
+          <w:color w:val="FF0000"/>
+          <w:sz w:val="24"/>
+        </w:rPr>
+        <w:t>Kết luận</w:t>
+      </w:r>
+    </w:p>
+    <w:p>
+      <w:r>
+        <w:rPr>
+          <w:rFonts w:ascii="Times New Roman" w:hAnsi="Times New Roman"/>
+          <w:b/>
+          <w:color w:val="0070C0"/>
+          <w:sz w:val="24"/>
+        </w:rPr>
+        <w:t>Dữ liệu GSHS từ 59 quốc gia, cho thấy ĐNA có tỷ lệ lo âu thấp nhất (3,6%) nhưng bắt nạt, cô đơn và thiếu hỗ trợ cha mẹ là yếu tố nguy cơ nhất quán liên quốc gia, gợi ý rằng can thiệp chống bắt nạt và tăng cường gắn kết gia đình có thể hiệu quả ở mọi bối cảnh văn hóa.</w:t>
+      </w:r>
+    </w:p>
     <w:p>
       <w:pPr>
         <w:pStyle w:val="Heading2"/>
@@ -465,10 +1367,34 @@
       <w:r>
         <w:rPr>
           <w:rFonts w:ascii="Times New Roman" w:hAnsi="Times New Roman"/>
-          <w:color w:val="FF0000"/>
+          <w:b w:val="0"/>
+          <w:color w:val="0070C0"/>
           <w:sz w:val="24"/>
         </w:rPr>
-        <w:t>Q1, 59 nước, GSHS chuẩn hóa. Hạn chế: GSHS chỉ 1–2 câu hỏi lo âu (không phải GAD-7).</w:t>
+        <w:t>Q1 IF = 6,6, 59 nước, GSHS chuẩn hóa. Tuy nhiên, GSHS chỉ 1–2 câu lo âu (không phải GAD-7) — đánh giá thấp. Cắt ngang. Dữ liệu GSHS có thể cũ (thu thập nhiều năm).</w:t>
+      </w:r>
+    </w:p>
+    <w:p>
+      <w:pPr>
+        <w:pStyle w:val="Heading2"/>
+      </w:pPr>
+      <w:r>
+        <w:rPr>
+          <w:rFonts w:ascii="Times New Roman" w:hAnsi="Times New Roman"/>
+          <w:color w:val="FF0000"/>
+        </w:rPr>
+        <w:t>Hướng nghiên cứu tiếp theo</w:t>
+      </w:r>
+    </w:p>
+    <w:p>
+      <w:r>
+        <w:rPr>
+          <w:rFonts w:ascii="Times New Roman" w:hAnsi="Times New Roman"/>
+          <w:b w:val="0"/>
+          <w:color w:val="0070C0"/>
+          <w:sz w:val="24"/>
+        </w:rPr>
+        <w:t>So sánh GSHS vs GAD-7 trên cùng mẫu VTN ĐNA. Giải thích tại sao ĐNA thấp nhất. Phân tích riêng VN trong GSHS.</w:t>
       </w:r>
     </w:p>
     <w:p>
@@ -478,7 +1404,7 @@
           <w:b/>
           <w:sz w:val="24"/>
         </w:rPr>
-        <w:t>Đánh giá: ⭐⭐⭐⭐ Q1, 59 nước, so sánh liên quốc gia.</w:t>
+        <w:t>Đánh giá: ⭐⭐⭐⭐ Cao. Q1, 59 nước, GSHS chuẩn hóa, nhưng công cụ đo hạn chế.</w:t>
       </w:r>
     </w:p>
     <w:sectPr>
